--- a/docs/03-原型图与技术设计文档.docx
+++ b/docs/03-原型图与技术设计文档.docx
@@ -3886,7 +3886,7 @@
                 <w:color w:val="2D3436"/>
                 <w:sz w:val="16"/>
               </w:rPr>
-              <w:t>│                         v0.1.0             │</w:t>
+              <w:t>│                         v0.2.0             │</w:t>
             </w:r>
           </w:p>
           <w:p>
@@ -4724,7 +4724,7 @@
                 <w:color w:val="2D3436"/>
                 <w:sz w:val="19"/>
               </w:rPr>
-              <w:t>67</w:t>
+              <w:t>70</w:t>
             </w:r>
           </w:p>
         </w:tc>
@@ -4754,7 +4754,7 @@
                 <w:color w:val="2D3436"/>
                 <w:sz w:val="19"/>
               </w:rPr>
-              <w:t>开机自启：启动服务+执行策略</w:t>
+              <w:t>开机自启：立即启动Activity+延迟1.5秒执行策略</w:t>
             </w:r>
           </w:p>
         </w:tc>
@@ -5571,7 +5571,7 @@
                 <w:color w:val="2D3436"/>
                 <w:sz w:val="19"/>
               </w:rPr>
-              <w:t>Intent + DPAD 模拟</w:t>
+              <w:t>TvView API + 多芯片适配</w:t>
             </w:r>
           </w:p>
         </w:tc>
@@ -5601,7 +5601,96 @@
                 <w:color w:val="2D3436"/>
                 <w:sz w:val="19"/>
               </w:rPr>
-              <w:t>打开小米电视播放器，通过方向键导航选择 HDMI 端口</w:t>
+              <w:t>通过TvInputManager/TvView直接调谐HDMI输入，适配Amlogic/MediaTek/MStar/Realtek</w:t>
+            </w:r>
+          </w:p>
+        </w:tc>
+      </w:tr>
+      <w:tr>
+        <w:tc>
+          <w:tcPr>
+            <w:tcW w:type="dxa" w:w="1417"/>
+            <w:tcMar>
+              <w:top w:w="45" w:type="dxa"/>
+              <w:bottom w:w="45" w:type="dxa"/>
+              <w:start w:w="60" w:type="dxa"/>
+              <w:end w:w="60" w:type="dxa"/>
+            </w:tcMar>
+            <w:vAlign w:val="center"/>
+            <w:tcBorders>
+              <w:top w:val="single" w:sz="4" w:color="D5DDE5" w:space="0"/>
+              <w:bottom w:val="single" w:sz="4" w:color="D5DDE5" w:space="0"/>
+              <w:left w:val="single" w:sz="4" w:color="D5DDE5" w:space="0"/>
+              <w:right w:val="single" w:sz="4" w:color="D5DDE5" w:space="0"/>
+            </w:tcBorders>
+          </w:tcPr>
+          <w:p>
+            <w:r>
+              <w:rPr>
+                <w:rFonts w:ascii="Calibri" w:hAnsi="Calibri" w:eastAsia="微软雅黑"/>
+                <w:b w:val="0"/>
+                <w:color w:val="2D3436"/>
+                <w:sz w:val="19"/>
+              </w:rPr>
+              <w:t>冷启动优化</w:t>
+            </w:r>
+          </w:p>
+        </w:tc>
+        <w:tc>
+          <w:tcPr>
+            <w:tcW w:type="dxa" w:w="2551"/>
+            <w:tcMar>
+              <w:top w:w="45" w:type="dxa"/>
+              <w:bottom w:w="45" w:type="dxa"/>
+              <w:start w:w="60" w:type="dxa"/>
+              <w:end w:w="60" w:type="dxa"/>
+            </w:tcMar>
+            <w:vAlign w:val="center"/>
+            <w:tcBorders>
+              <w:top w:val="single" w:sz="4" w:color="D5DDE5" w:space="0"/>
+              <w:bottom w:val="single" w:sz="4" w:color="D5DDE5" w:space="0"/>
+              <w:left w:val="single" w:sz="4" w:color="D5DDE5" w:space="0"/>
+              <w:right w:val="single" w:sz="4" w:color="D5DDE5" w:space="0"/>
+            </w:tcBorders>
+          </w:tcPr>
+          <w:p>
+            <w:r>
+              <w:rPr>
+                <w:rFonts w:ascii="Calibri" w:hAnsi="Calibri" w:eastAsia="微软雅黑"/>
+                <w:b w:val="0"/>
+                <w:color w:val="2D3436"/>
+                <w:sz w:val="19"/>
+              </w:rPr>
+              <w:t>轻量Splash主题 + 立即启动</w:t>
+            </w:r>
+          </w:p>
+        </w:tc>
+        <w:tc>
+          <w:tcPr>
+            <w:tcW w:type="dxa" w:w="3685"/>
+            <w:tcMar>
+              <w:top w:w="45" w:type="dxa"/>
+              <w:bottom w:w="45" w:type="dxa"/>
+              <w:start w:w="60" w:type="dxa"/>
+              <w:end w:w="60" w:type="dxa"/>
+            </w:tcMar>
+            <w:vAlign w:val="center"/>
+            <w:tcBorders>
+              <w:top w:val="single" w:sz="4" w:color="D5DDE5" w:space="0"/>
+              <w:bottom w:val="single" w:sz="4" w:color="D5DDE5" w:space="0"/>
+              <w:left w:val="single" w:sz="4" w:color="D5DDE5" w:space="0"/>
+              <w:right w:val="single" w:sz="4" w:color="D5DDE5" w:space="0"/>
+            </w:tcBorders>
+          </w:tcPr>
+          <w:p>
+            <w:r>
+              <w:rPr>
+                <w:rFonts w:ascii="Calibri" w:hAnsi="Calibri" w:eastAsia="微软雅黑"/>
+                <w:b w:val="0"/>
+                <w:color w:val="2D3436"/>
+                <w:sz w:val="19"/>
+              </w:rPr>
+              <w:t>Manifest使用android:Theme.NoTitleBar.Fullscreen避免MaterialComponents白屏，onCreate中切回完整主题</w:t>
             </w:r>
           </w:p>
         </w:tc>
